--- a/data/analysis/Reportes/Archivo/Analisis_Hidrometeorologico_2026-10-08.docx
+++ b/data/analysis/Reportes/Archivo/Analisis_Hidrometeorologico_2026-10-08.docx
@@ -35,7 +35,7 @@
           <w:rFonts w:ascii="Arial" w:hAnsi="Arial"/>
           <w:sz w:val="19"/>
         </w:rPr>
-        <w:t>CORTE: 2026-10-08 08:36</w:t>
+        <w:t>CORTE: 2026-10-08 16:01</w:t>
       </w:r>
     </w:p>
     <w:p>
@@ -75,7 +75,7 @@
           <w:rFonts w:ascii="Arial" w:hAnsi="Arial"/>
           <w:sz w:val="19"/>
         </w:rPr>
-        <w:t>Al corte de las 08:36 h, la lectura debe mantenerse integrada y no por cuencas aisladas. La señal hidrométrica más reciente tiene como referencia principal el corte vigente de niveles y la lluvia observada/prevista sobre Guatemala, Chiapas y Tabasco. El mayor cambio de 24 h entre estaciones observadas es sin ascensos comparables relevantes. La prioridad operativa es confirmar cualquier cambio de escenario con coincidencia de lluvia, saturación, niveles, caudales y operación de presas; el pronóstico por sí solo no constituye una creciente confirmada.</w:t>
+        <w:t>Al corte de las 16:01 h, la lectura debe mantenerse integrada y no por cuencas aisladas. La señal hidrométrica más reciente tiene como referencia principal el corte vigente de niveles y la lluvia observada/prevista sobre Guatemala, Chiapas y Tabasco. El mayor cambio de 24 h entre estaciones observadas es Pueblo Nuevo +1.56 m/24 h. La prioridad operativa es confirmar cualquier cambio de escenario con coincidencia de lluvia, saturación, niveles, caudales y operación de presas; el pronóstico por sí solo no constituye una creciente confirmada.</w:t>
       </w:r>
     </w:p>
     <w:p>
@@ -315,7 +315,7 @@
           <w:rFonts w:ascii="Arial" w:hAnsi="Arial"/>
           <w:sz w:val="19"/>
         </w:rPr>
-        <w:t>Boca del Cerro registra 16.97 m, con variación de 24 h s/d. En la cuenca alta de Guatemala, El Tigre reporta 11.07 m y 3321.7 m³/s; El Porvenir/La Pasión 4.40 m y 813.1 m³/s. La secuencia de vigilancia se mantiene Guatemala → Boca del Cerro/Tenosique → Balancán → Emiliano Zapata → Jonuta → Centla. Pronóstico SMN para Usumacinta: 0-24 h: 75 a 150 mm; 24-48 h: 75 a 150 mm; 48-72 h: 75 a 150 mm; 72-96 h: 50 a 75 mm.</w:t>
+        <w:t>Boca del Cerro registra 17.30 m, con variación de 24 h +0.94 m. En la cuenca alta de Guatemala, El Tigre reporta 11.07 m y 3321.7 m³/s; El Porvenir/La Pasión 4.40 m y 813.1 m³/s. La secuencia de vigilancia se mantiene Guatemala → Boca del Cerro/Tenosique → Balancán → Emiliano Zapata → Jonuta → Centla. Pronóstico SMN para Usumacinta: 0-24 h: 75 a 150 mm; 24-48 h: 75 a 150 mm; 48-72 h: 50 a 75 mm; 72-96 h: 25 a 50 mm.</w:t>
       </w:r>
     </w:p>
     <w:tbl>
@@ -450,7 +450,7 @@
                 <w:b w:val="0"/>
                 <w:sz w:val="16"/>
               </w:rPr>
-              <w:t>16.97 m; Δ24 h s/d</w:t>
+              <w:t>17.30 m; Δ24 h +0.94 m</w:t>
             </w:r>
           </w:p>
         </w:tc>
@@ -488,7 +488,7 @@
           <w:rFonts w:ascii="Arial" w:hAnsi="Arial"/>
           <w:sz w:val="19"/>
         </w:rPr>
-        <w:t>Los Ríos Serranos tienen respuesta más rápida que el Usumacinta. Oxolotán 36.54 m, Tapijulapa 17.68 m, Teapa 34.04 m y Puyacatengo 25.07 m. Deben vigilarse primero lluvia horaria y estaciones aguas arriba antes de esperar una respuesta en el Grijalva de Villahermosa. Pronóstico SMN Bajo Grijalva–Ríos de la Sierra: 0-24 h: 75 a 150 mm; 24-48 h: 50 a 75 mm; 48-72 h: 50 a 75 mm; 72-96 h: 50 a 75 mm.</w:t>
+        <w:t>Los Ríos Serranos tienen respuesta más rápida que el Usumacinta. Oxolotán 35.70 m, Tapijulapa 18.46 m, Teapa 34.15 m y Puyacatengo 25.04 m. Deben vigilarse primero lluvia horaria y estaciones aguas arriba antes de esperar una respuesta en el Grijalva de Villahermosa. Pronóstico SMN Bajo Grijalva–Ríos de la Sierra: 0-24 h: 50 a 75 mm; 24-48 h: 50 a 75 mm; 48-72 h: 50 a 75 mm; 72-96 h: 5 a 25 mm.</w:t>
       </w:r>
     </w:p>
     <w:tbl>
@@ -717,7 +717,7 @@
                 <w:b w:val="0"/>
                 <w:sz w:val="16"/>
               </w:rPr>
-              <w:t>Salto de Agua 4.55 m; Macuspana 3.78 m</w:t>
+              <w:t>Salto de Agua 4.76 m; Macuspana 4.12 m</w:t>
             </w:r>
           </w:p>
         </w:tc>
@@ -891,7 +891,7 @@
                 <w:b w:val="0"/>
                 <w:sz w:val="16"/>
               </w:rPr>
-              <w:t>516.61</w:t>
+              <w:t>516.66</w:t>
             </w:r>
           </w:p>
         </w:tc>
@@ -906,7 +906,7 @@
                 <w:b w:val="0"/>
                 <w:sz w:val="16"/>
               </w:rPr>
-              <w:t>47.40</w:t>
+              <w:t>47.50</w:t>
             </w:r>
           </w:p>
         </w:tc>
@@ -921,7 +921,7 @@
                 <w:b w:val="0"/>
                 <w:sz w:val="16"/>
               </w:rPr>
-              <w:t>398.40</w:t>
+              <w:t>380.38</w:t>
             </w:r>
           </w:p>
         </w:tc>
@@ -936,7 +936,7 @@
                 <w:b w:val="0"/>
                 <w:sz w:val="16"/>
               </w:rPr>
-              <w:t>0.2</w:t>
+              <w:t>29.5</w:t>
             </w:r>
           </w:p>
         </w:tc>
@@ -951,7 +951,7 @@
                 <w:b w:val="0"/>
                 <w:sz w:val="16"/>
               </w:rPr>
-              <w:t>+0.03</w:t>
+              <w:t>+0.05</w:t>
             </w:r>
           </w:p>
         </w:tc>
@@ -983,7 +983,7 @@
                 <w:b w:val="0"/>
                 <w:sz w:val="16"/>
               </w:rPr>
-              <w:t>391.28</w:t>
+              <w:t>391.81</w:t>
             </w:r>
           </w:p>
         </w:tc>
@@ -998,7 +998,7 @@
                 <w:b w:val="0"/>
                 <w:sz w:val="16"/>
               </w:rPr>
-              <w:t>97.94</w:t>
+              <w:t>98.88</w:t>
             </w:r>
           </w:p>
         </w:tc>
@@ -1013,7 +1013,7 @@
                 <w:b w:val="0"/>
                 <w:sz w:val="16"/>
               </w:rPr>
-              <w:t>426.49</w:t>
+              <w:t>364.05</w:t>
             </w:r>
           </w:p>
         </w:tc>
@@ -1028,7 +1028,7 @@
                 <w:b w:val="0"/>
                 <w:sz w:val="16"/>
               </w:rPr>
-              <w:t>0.0</w:t>
+              <w:t>2.9</w:t>
             </w:r>
           </w:p>
         </w:tc>
@@ -1043,7 +1043,7 @@
                 <w:b w:val="0"/>
                 <w:sz w:val="16"/>
               </w:rPr>
-              <w:t>+0.02</w:t>
+              <w:t>+0.53</w:t>
             </w:r>
           </w:p>
         </w:tc>
@@ -1075,7 +1075,7 @@
                 <w:b w:val="0"/>
                 <w:sz w:val="16"/>
               </w:rPr>
-              <w:t>164.12</w:t>
+              <w:t>164.29</w:t>
             </w:r>
           </w:p>
         </w:tc>
@@ -1090,7 +1090,7 @@
                 <w:b w:val="0"/>
                 <w:sz w:val="16"/>
               </w:rPr>
-              <w:t>59.40</w:t>
+              <w:t>59.71</w:t>
             </w:r>
           </w:p>
         </w:tc>
@@ -1105,7 +1105,7 @@
                 <w:b w:val="0"/>
                 <w:sz w:val="16"/>
               </w:rPr>
-              <w:t>294.52</w:t>
+              <w:t>282.75</w:t>
             </w:r>
           </w:p>
         </w:tc>
@@ -1120,7 +1120,7 @@
                 <w:b w:val="0"/>
                 <w:sz w:val="16"/>
               </w:rPr>
-              <w:t>1.5</w:t>
+              <w:t>46.2</w:t>
             </w:r>
           </w:p>
         </w:tc>
@@ -1135,7 +1135,7 @@
                 <w:b w:val="0"/>
                 <w:sz w:val="16"/>
               </w:rPr>
-              <w:t>+0.11</w:t>
+              <w:t>+0.17</w:t>
             </w:r>
           </w:p>
         </w:tc>
@@ -1182,7 +1182,7 @@
                 <w:b w:val="0"/>
                 <w:sz w:val="16"/>
               </w:rPr>
-              <w:t>81.73</w:t>
+              <w:t>81.92</w:t>
             </w:r>
           </w:p>
         </w:tc>
@@ -1197,7 +1197,7 @@
                 <w:b w:val="0"/>
                 <w:sz w:val="16"/>
               </w:rPr>
-              <w:t>526.67</w:t>
+              <w:t>405.83</w:t>
             </w:r>
           </w:p>
         </w:tc>
@@ -1212,7 +1212,7 @@
                 <w:b w:val="0"/>
                 <w:sz w:val="16"/>
               </w:rPr>
-              <w:t>0.0</w:t>
+              <w:t>39.6</w:t>
             </w:r>
           </w:p>
         </w:tc>
@@ -1227,7 +1227,7 @@
                 <w:b w:val="0"/>
                 <w:sz w:val="16"/>
               </w:rPr>
-              <w:t>-0.20</w:t>
+              <w:t>+0.00</w:t>
             </w:r>
           </w:p>
         </w:tc>
@@ -1250,7 +1250,7 @@
           <w:rFonts w:ascii="Arial" w:hAnsi="Arial"/>
           <w:sz w:val="19"/>
         </w:rPr>
-        <w:t>Samaria registra 11.68 m y González/Carrizal 3.60 m. El gasto de Peñitas no debe equipararse automáticamente con el gasto que llega a cada brazo: deben incorporarse Platanar y otras aportaciones de cuenca libre y considerar la distribución hidráulica posterior. Como referencia operativa se conserva aproximadamente 70 % hacia Samaria y 30 % hacia Carrizal, sujeta a condiciones hidráulicas y a la operación de El Macayo.</w:t>
+        <w:t>Samaria registra 12.16 m y González/Carrizal 3.48 m. El gasto de Peñitas no debe equipararse automáticamente con el gasto que llega a cada brazo: deben incorporarse Platanar y otras aportaciones de cuenca libre y considerar la distribución hidráulica posterior. Como referencia operativa se conserva aproximadamente 70 % hacia Samaria y 30 % hacia Carrizal, sujeta a condiciones hidráulicas y a la operación de El Macayo.</w:t>
       </w:r>
     </w:p>
     <w:tbl>
@@ -1385,7 +1385,7 @@
                 <w:b w:val="0"/>
                 <w:sz w:val="16"/>
               </w:rPr>
-              <w:t>11.68 m</w:t>
+              <w:t>12.16 m</w:t>
             </w:r>
           </w:p>
         </w:tc>
@@ -1432,7 +1432,7 @@
                 <w:b w:val="0"/>
                 <w:sz w:val="16"/>
               </w:rPr>
-              <w:t>González 3.60 m</w:t>
+              <w:t>González 3.48 m</w:t>
             </w:r>
           </w:p>
         </w:tc>
@@ -1906,7 +1906,7 @@
           <w:rFonts w:ascii="Arial" w:hAnsi="Arial"/>
           <w:sz w:val="19"/>
         </w:rPr>
-        <w:t>El diagnóstico integrado del corte de las 08:36 h se mantiene condicionado por la evolución conjunta de Guatemala–Usumacinta–Boca del Cerro, Ríos Serranos–Pichucalco–Grijalva bajo, la cascada de presas y Peñitas/cuenca libre–Mezcalapa–Samaria–Carrizal. Ningún componente debe interpretarse de manera aislada. La señal operativa debe escalar únicamente cuando coincidan magnitud, persistencia y respuesta observada.</w:t>
+        <w:t>El diagnóstico integrado del corte de las 16:01 h se mantiene condicionado por la evolución conjunta de Guatemala–Usumacinta–Boca del Cerro, Ríos Serranos–Pichucalco–Grijalva bajo, la cascada de presas y Peñitas/cuenca libre–Mezcalapa–Samaria–Carrizal. Ningún componente debe interpretarse de manera aislada. La señal operativa debe escalar únicamente cuando coincidan magnitud, persistencia y respuesta observada.</w:t>
       </w:r>
     </w:p>
     <w:p>
@@ -2036,7 +2036,19 @@
           <w:rFonts w:ascii="Arial" w:hAnsi="Arial"/>
           <w:sz w:val="19"/>
         </w:rPr>
-        <w:t>WeatherLink: AMATÁN PCIVILCHIAPAS 42.2 mm/24 h</w:t>
+        <w:t>WeatherLink: Urrutia 41.7 mm/24 h</w:t>
+      </w:r>
+    </w:p>
+    <w:p>
+      <w:pPr>
+        <w:pStyle w:val="ListBullet"/>
+      </w:pPr>
+      <w:r>
+        <w:rPr>
+          <w:rFonts w:ascii="Arial" w:hAnsi="Arial"/>
+          <w:sz w:val="19"/>
+        </w:rPr>
+        <w:t>WeatherLink: AMATÁN PCIVILCHIAPAS 41.4 mm/24 h</w:t>
       </w:r>
     </w:p>
     <w:p>
@@ -2060,7 +2072,7 @@
           <w:rFonts w:ascii="Arial" w:hAnsi="Arial"/>
           <w:sz w:val="19"/>
         </w:rPr>
-        <w:t>WeatherLink: SALTO DE AGUA PCIVILCHIAPAS 30.0 mm/24 h</w:t>
+        <w:t>CONAGUA: PEÑITAS 39.6 mm/24 h</w:t>
       </w:r>
     </w:p>
     <w:p>
@@ -2072,7 +2084,7 @@
           <w:rFonts w:ascii="Arial" w:hAnsi="Arial"/>
           <w:sz w:val="19"/>
         </w:rPr>
-        <w:t>CONAGUA: BOCA DEL CERRO 57.0 mm/24 h</w:t>
+        <w:t>CONAGUA: SALTO DE AGUA 24.2 mm/24 h</w:t>
       </w:r>
     </w:p>
     <w:p>
@@ -2084,7 +2096,7 @@
           <w:rFonts w:ascii="Arial" w:hAnsi="Arial"/>
           <w:sz w:val="19"/>
         </w:rPr>
-        <w:t>CONAGUA: SALTO DE AGUA 39.1 mm/24 h</w:t>
+        <w:t>CONAGUA: OXOLOTÁN 24.0 mm/24 h</w:t>
       </w:r>
     </w:p>
     <w:p>
@@ -2096,7 +2108,7 @@
           <w:rFonts w:ascii="Arial" w:hAnsi="Arial"/>
           <w:sz w:val="19"/>
         </w:rPr>
-        <w:t>CONAGUA: POBLADO C-11 35.3 mm/24 h</w:t>
+        <w:t>CONAGUA: TAPIJULAPA 18.5 mm/24 h</w:t>
       </w:r>
     </w:p>
     <w:p>
@@ -2108,19 +2120,7 @@
           <w:rFonts w:ascii="Arial" w:hAnsi="Arial"/>
           <w:sz w:val="19"/>
         </w:rPr>
-        <w:t>CONAGUA: SAN PEDRO NICHTACULUM 29.5 mm/24 h</w:t>
-      </w:r>
-    </w:p>
-    <w:p>
-      <w:pPr>
-        <w:pStyle w:val="ListBullet"/>
-      </w:pPr>
-      <w:r>
-        <w:rPr>
-          <w:rFonts w:ascii="Arial" w:hAnsi="Arial"/>
-          <w:sz w:val="19"/>
-        </w:rPr>
-        <w:t>CONAGUA: SAN JOAQUÍN 17.1 mm/24 h</w:t>
+        <w:t>CONAGUA: CHAPULTENANGO 15.1 mm/24 h</w:t>
       </w:r>
     </w:p>
     <w:p>
@@ -2235,7 +2235,7 @@
                 <w:b w:val="0"/>
                 <w:sz w:val="16"/>
               </w:rPr>
-              <w:t>2026-10-07T08:31:37-06:00</w:t>
+              <w:t>2026-10-08T08:41:14-06:00</w:t>
             </w:r>
           </w:p>
         </w:tc>
@@ -2250,7 +2250,7 @@
                 <w:b w:val="0"/>
                 <w:sz w:val="16"/>
               </w:rPr>
-              <w:t>2026-10-07T15:57:59.223342-06:00</w:t>
+              <w:t>2026-10-08T15:36:23.067353-06:00</w:t>
             </w:r>
           </w:p>
         </w:tc>
@@ -2297,7 +2297,7 @@
                 <w:b w:val="0"/>
                 <w:sz w:val="16"/>
               </w:rPr>
-              <w:t>2026-10-07T09:58:59-06:00</w:t>
+              <w:t>2026-10-08T10:05:45-06:00</w:t>
             </w:r>
           </w:p>
         </w:tc>
@@ -2312,7 +2312,7 @@
                 <w:b w:val="0"/>
                 <w:sz w:val="16"/>
               </w:rPr>
-              <w:t>2026-10-07T15:57:59.223342-06:00</w:t>
+              <w:t>2026-10-08T15:36:23.067353-06:00</w:t>
             </w:r>
           </w:p>
         </w:tc>
@@ -2478,7 +2478,7 @@
           <w:rFonts w:ascii="Arial" w:hAnsi="Arial"/>
           <w:sz w:val="19"/>
         </w:rPr>
-        <w:t>Cadena de seguimiento en Tabasco: Boca del Cerro: 16.97 m → Balancán: s/d → Emiliano Zapata: s/d → Jonuta: s/d → Centla/Tres Brazos: s/d.</w:t>
+        <w:t>Cadena de seguimiento en Tabasco: Boca del Cerro: 17.30 m · Δ24 h +0.94 m → Balancán: s/d → Emiliano Zapata: s/d → Jonuta: s/d → Centla/Tres Brazos: s/d.</w:t>
       </w:r>
     </w:p>
     <w:p>

--- a/data/analysis/Reportes/Archivo/Analisis_Hidrometeorologico_2026-10-08.docx
+++ b/data/analysis/Reportes/Archivo/Analisis_Hidrometeorologico_2026-10-08.docx
@@ -35,7 +35,7 @@
           <w:rFonts w:ascii="Arial" w:hAnsi="Arial"/>
           <w:sz w:val="19"/>
         </w:rPr>
-        <w:t>CORTE: 2026-10-08 16:01</w:t>
+        <w:t>CORTE: 2026-10-08 16:11</w:t>
       </w:r>
     </w:p>
     <w:p>
@@ -75,7 +75,7 @@
           <w:rFonts w:ascii="Arial" w:hAnsi="Arial"/>
           <w:sz w:val="19"/>
         </w:rPr>
-        <w:t>Al corte de las 16:01 h, la lectura debe mantenerse integrada y no por cuencas aisladas. La señal hidrométrica más reciente tiene como referencia principal el corte vigente de niveles y la lluvia observada/prevista sobre Guatemala, Chiapas y Tabasco. El mayor cambio de 24 h entre estaciones observadas es Pueblo Nuevo +1.56 m/24 h. La prioridad operativa es confirmar cualquier cambio de escenario con coincidencia de lluvia, saturación, niveles, caudales y operación de presas; el pronóstico por sí solo no constituye una creciente confirmada.</w:t>
+        <w:t>Al corte de las 16:11 h, la lectura debe mantenerse integrada y no por cuencas aisladas. La señal hidrométrica más reciente tiene como referencia principal el corte vigente de niveles y la lluvia observada/prevista sobre Guatemala, Chiapas y Tabasco. El mayor cambio de 24 h entre estaciones observadas es Pueblo Nuevo +1.56 m/24 h. La prioridad operativa es confirmar cualquier cambio de escenario con coincidencia de lluvia, saturación, niveles, caudales y operación de presas; el pronóstico por sí solo no constituye una creciente confirmada.</w:t>
       </w:r>
     </w:p>
     <w:p>
@@ -1906,7 +1906,7 @@
           <w:rFonts w:ascii="Arial" w:hAnsi="Arial"/>
           <w:sz w:val="19"/>
         </w:rPr>
-        <w:t>El diagnóstico integrado del corte de las 16:01 h se mantiene condicionado por la evolución conjunta de Guatemala–Usumacinta–Boca del Cerro, Ríos Serranos–Pichucalco–Grijalva bajo, la cascada de presas y Peñitas/cuenca libre–Mezcalapa–Samaria–Carrizal. Ningún componente debe interpretarse de manera aislada. La señal operativa debe escalar únicamente cuando coincidan magnitud, persistencia y respuesta observada.</w:t>
+        <w:t>El diagnóstico integrado del corte de las 16:11 h se mantiene condicionado por la evolución conjunta de Guatemala–Usumacinta–Boca del Cerro, Ríos Serranos–Pichucalco–Grijalva bajo, la cascada de presas y Peñitas/cuenca libre–Mezcalapa–Samaria–Carrizal. Ningún componente debe interpretarse de manera aislada. La señal operativa debe escalar únicamente cuando coincidan magnitud, persistencia y respuesta observada.</w:t>
       </w:r>
     </w:p>
     <w:p>
@@ -2250,7 +2250,7 @@
                 <w:b w:val="0"/>
                 <w:sz w:val="16"/>
               </w:rPr>
-              <w:t>2026-10-08T15:36:23.067353-06:00</w:t>
+              <w:t>2026-10-08T16:02:43.636172-06:00</w:t>
             </w:r>
           </w:p>
         </w:tc>
@@ -2312,7 +2312,7 @@
                 <w:b w:val="0"/>
                 <w:sz w:val="16"/>
               </w:rPr>
-              <w:t>2026-10-08T15:36:23.067353-06:00</w:t>
+              <w:t>2026-10-08T16:02:43.636172-06:00</w:t>
             </w:r>
           </w:p>
         </w:tc>

--- a/data/analysis/Reportes/Archivo/Analisis_Hidrometeorologico_2026-10-08.docx
+++ b/data/analysis/Reportes/Archivo/Analisis_Hidrometeorologico_2026-10-08.docx
@@ -35,7 +35,7 @@
           <w:rFonts w:ascii="Arial" w:hAnsi="Arial"/>
           <w:sz w:val="19"/>
         </w:rPr>
-        <w:t>CORTE: 2026-10-08 16:11</w:t>
+        <w:t>CORTE: 2026-10-08 16:21</w:t>
       </w:r>
     </w:p>
     <w:p>
@@ -75,7 +75,7 @@
           <w:rFonts w:ascii="Arial" w:hAnsi="Arial"/>
           <w:sz w:val="19"/>
         </w:rPr>
-        <w:t>Al corte de las 16:11 h, la lectura debe mantenerse integrada y no por cuencas aisladas. La señal hidrométrica más reciente tiene como referencia principal el corte vigente de niveles y la lluvia observada/prevista sobre Guatemala, Chiapas y Tabasco. El mayor cambio de 24 h entre estaciones observadas es Pueblo Nuevo +1.56 m/24 h. La prioridad operativa es confirmar cualquier cambio de escenario con coincidencia de lluvia, saturación, niveles, caudales y operación de presas; el pronóstico por sí solo no constituye una creciente confirmada.</w:t>
+        <w:t>Al corte de las 16:21 h, la lectura debe mantenerse integrada y no por cuencas aisladas. La señal hidrométrica más reciente tiene como referencia principal el corte vigente de niveles y la lluvia observada/prevista sobre Guatemala, Chiapas y Tabasco. El mayor cambio de 24 h entre estaciones observadas es Pueblo Nuevo +1.56 m/24 h. La prioridad operativa es confirmar cualquier cambio de escenario con coincidencia de lluvia, saturación, niveles, caudales y operación de presas; el pronóstico por sí solo no constituye una creciente confirmada.</w:t>
       </w:r>
     </w:p>
     <w:p>
@@ -1906,7 +1906,7 @@
           <w:rFonts w:ascii="Arial" w:hAnsi="Arial"/>
           <w:sz w:val="19"/>
         </w:rPr>
-        <w:t>El diagnóstico integrado del corte de las 16:11 h se mantiene condicionado por la evolución conjunta de Guatemala–Usumacinta–Boca del Cerro, Ríos Serranos–Pichucalco–Grijalva bajo, la cascada de presas y Peñitas/cuenca libre–Mezcalapa–Samaria–Carrizal. Ningún componente debe interpretarse de manera aislada. La señal operativa debe escalar únicamente cuando coincidan magnitud, persistencia y respuesta observada.</w:t>
+        <w:t>El diagnóstico integrado del corte de las 16:21 h se mantiene condicionado por la evolución conjunta de Guatemala–Usumacinta–Boca del Cerro, Ríos Serranos–Pichucalco–Grijalva bajo, la cascada de presas y Peñitas/cuenca libre–Mezcalapa–Samaria–Carrizal. Ningún componente debe interpretarse de manera aislada. La señal operativa debe escalar únicamente cuando coincidan magnitud, persistencia y respuesta observada.</w:t>
       </w:r>
     </w:p>
     <w:p>
